--- a/core/sf-core-th.docx
+++ b/core/sf-core-th.docx
@@ -103,23 +103,7 @@
           <w:b w:val="0"/>
           <w:i w:val="0"/>
         </w:rPr>
-        <w:t xml:space="preserve"> 3 ชม. · </w:t>
-      </w:r>
-      <w:r>
-        <w:rPr>
-          <w:rFonts w:ascii="TH Sarabun New" w:hAnsi="TH Sarabun New" w:cs="TH Sarabun New" w:eastAsia="TH Sarabun New"/>
-          <w:b/>
-          <w:i w:val="0"/>
-        </w:rPr>
-        <w:t>กลุ่ม:</w:t>
-      </w:r>
-      <w:r>
-        <w:rPr>
-          <w:rFonts w:ascii="TH Sarabun New" w:hAnsi="TH Sarabun New" w:cs="TH Sarabun New" w:eastAsia="TH Sarabun New"/>
-          <w:b w:val="0"/>
-          <w:i w:val="0"/>
-        </w:rPr>
-        <w:t xml:space="preserve"> 2 คน · บอร์ด TESAIoT Dev Kit 1 ตัว + BENTO Emulator</w:t>
+        <w:t xml:space="preserve"> 3 ชม. · บอร์ด TESAIoT Dev Kit ทีมละ 1 ตัว + BENTO Emulator</w:t>
       </w:r>
     </w:p>
     <w:p>
@@ -153,7 +137,7 @@
           <w:b w:val="0"/>
           <w:i w:val="0"/>
         </w:rPr>
-        <w:t xml:space="preserve"> 1) ____________________ 2) ____________________ </w:t>
+        <w:t xml:space="preserve"> ________________________________________ </w:t>
       </w:r>
       <w:r>
         <w:rPr>
@@ -276,43 +260,7 @@
           <w:i/>
           <w:color w:val="5B616B"/>
         </w:rPr>
-        <w:t xml:space="preserve">สองคนสลับกันทุกส่วน: </w:t>
-      </w:r>
-      <w:r>
-        <w:rPr>
-          <w:rFonts w:ascii="TH Sarabun New" w:hAnsi="TH Sarabun New" w:cs="TH Sarabun New" w:eastAsia="TH Sarabun New"/>
-          <w:b/>
-          <w:i/>
-          <w:color w:val="5B616B"/>
-        </w:rPr>
-        <w:t>คนขับ</w:t>
-      </w:r>
-      <w:r>
-        <w:rPr>
-          <w:rFonts w:ascii="TH Sarabun New" w:hAnsi="TH Sarabun New" w:cs="TH Sarabun New" w:eastAsia="TH Sarabun New"/>
-          <w:b w:val="0"/>
-          <w:i/>
-          <w:color w:val="5B616B"/>
-        </w:rPr>
-        <w:t xml:space="preserve"> คุมบอร์ดและกด Program to Device · </w:t>
-      </w:r>
-      <w:r>
-        <w:rPr>
-          <w:rFonts w:ascii="TH Sarabun New" w:hAnsi="TH Sarabun New" w:cs="TH Sarabun New" w:eastAsia="TH Sarabun New"/>
-          <w:b/>
-          <w:i/>
-          <w:color w:val="5B616B"/>
-        </w:rPr>
-        <w:t>ผู้นำทาง</w:t>
-      </w:r>
-      <w:r>
-        <w:rPr>
-          <w:rFonts w:ascii="TH Sarabun New" w:hAnsi="TH Sarabun New" w:cs="TH Sarabun New" w:eastAsia="TH Sarabun New"/>
-          <w:b w:val="0"/>
-          <w:i/>
-          <w:color w:val="5B616B"/>
-        </w:rPr>
-        <w:t xml:space="preserve"> อ่านใบงาน ลองไฟล์เดียวกันใน Emulator ก่อน แล้วจดผล</w:t>
+        <w:t>💡 ถ้าใช้บอร์ดร่วมกันหลายคน ให้ผลัดกันคุมบอร์ดทุกส่วน และอีกคนอ่านใบงาน/ลองใน Emulator</w:t>
       </w:r>
     </w:p>
     <w:p>
@@ -682,7 +630,7 @@
           <w:b w:val="0"/>
           <w:i w:val="0"/>
         </w:rPr>
-        <w:t xml:space="preserve">[ ] ผู้นำทางเปิด </w:t>
+        <w:t xml:space="preserve">[ ] เปิด </w:t>
       </w:r>
       <w:r>
         <w:rPr>
@@ -1672,10 +1620,9 @@
         </w:tblBorders>
       </w:tblPr>
       <w:tblGrid>
-        <w:gridCol w:w="2436"/>
-        <w:gridCol w:w="2436"/>
-        <w:gridCol w:w="2436"/>
-        <w:gridCol w:w="2436"/>
+        <w:gridCol w:w="3249"/>
+        <w:gridCol w:w="3249"/>
+        <w:gridCol w:w="3249"/>
       </w:tblGrid>
       <w:tr>
         <w:trPr>
@@ -1683,7 +1630,7 @@
         </w:trPr>
         <w:tc>
           <w:tcPr>
-            <w:tcW w:type="dxa" w:w="2436"/>
+            <w:tcW w:type="dxa" w:w="3249"/>
             <w:tcMar>
               <w:top w:w="40" w:type="dxa"/>
               <w:bottom w:w="40" w:type="dxa"/>
@@ -1715,7 +1662,7 @@
         </w:tc>
         <w:tc>
           <w:tcPr>
-            <w:tcW w:type="dxa" w:w="2436"/>
+            <w:tcW w:type="dxa" w:w="3249"/>
             <w:tcMar>
               <w:top w:w="40" w:type="dxa"/>
               <w:bottom w:w="40" w:type="dxa"/>
@@ -1747,7 +1694,7 @@
         </w:tc>
         <w:tc>
           <w:tcPr>
-            <w:tcW w:type="dxa" w:w="2436"/>
+            <w:tcW w:type="dxa" w:w="3249"/>
             <w:tcMar>
               <w:top w:w="40" w:type="dxa"/>
               <w:bottom w:w="40" w:type="dxa"/>
@@ -1774,38 +1721,6 @@
                 <w:color w:val="FFFFFF"/>
               </w:rPr>
               <w:t>ไฟล์ที่เล่น (★ = ทุกกลุ่ม)</w:t>
-            </w:r>
-          </w:p>
-        </w:tc>
-        <w:tc>
-          <w:tcPr>
-            <w:tcW w:type="dxa" w:w="2436"/>
-            <w:tcMar>
-              <w:top w:w="40" w:type="dxa"/>
-              <w:bottom w:w="40" w:type="dxa"/>
-              <w:start w:w="90" w:type="dxa"/>
-              <w:end w:w="90" w:type="dxa"/>
-            </w:tcMar>
-            <w:shd w:val="clear" w:fill="1F3864"/>
-          </w:tcPr>
-          <w:p>
-            <w:pPr>
-              <w:spacing w:after="40" w:before="40" w:line="252" w:lineRule="auto"/>
-            </w:pPr>
-            <w:r>
-              <w:rPr>
-                <w:rFonts w:ascii="TH Sarabun New" w:hAnsi="TH Sarabun New" w:cs="TH Sarabun New" w:eastAsia="TH Sarabun New"/>
-                <w:b/>
-              </w:rPr>
-            </w:r>
-            <w:r>
-              <w:rPr>
-                <w:rFonts w:ascii="TH Sarabun New" w:hAnsi="TH Sarabun New" w:cs="TH Sarabun New" w:eastAsia="TH Sarabun New"/>
-                <w:b/>
-                <w:i w:val="0"/>
-                <w:color w:val="FFFFFF"/>
-              </w:rPr>
-              <w:t>คนขับ</w:t>
             </w:r>
           </w:p>
         </w:tc>
@@ -1816,7 +1731,7 @@
         </w:trPr>
         <w:tc>
           <w:tcPr>
-            <w:tcW w:type="dxa" w:w="2436"/>
+            <w:tcW w:type="dxa" w:w="3249"/>
             <w:tcMar>
               <w:top w:w="40" w:type="dxa"/>
               <w:bottom w:w="40" w:type="dxa"/>
@@ -1845,7 +1760,7 @@
         </w:tc>
         <w:tc>
           <w:tcPr>
-            <w:tcW w:type="dxa" w:w="2436"/>
+            <w:tcW w:type="dxa" w:w="3249"/>
             <w:tcMar>
               <w:top w:w="40" w:type="dxa"/>
               <w:bottom w:w="40" w:type="dxa"/>
@@ -1874,7 +1789,7 @@
         </w:tc>
         <w:tc>
           <w:tcPr>
-            <w:tcW w:type="dxa" w:w="2436"/>
+            <w:tcW w:type="dxa" w:w="3249"/>
             <w:tcMar>
               <w:top w:w="40" w:type="dxa"/>
               <w:bottom w:w="40" w:type="dxa"/>
@@ -1898,35 +1813,6 @@
                 <w:i w:val="0"/>
               </w:rPr>
               <w:t>—</w:t>
-            </w:r>
-          </w:p>
-        </w:tc>
-        <w:tc>
-          <w:tcPr>
-            <w:tcW w:type="dxa" w:w="2436"/>
-            <w:tcMar>
-              <w:top w:w="40" w:type="dxa"/>
-              <w:bottom w:w="40" w:type="dxa"/>
-              <w:start w:w="90" w:type="dxa"/>
-              <w:end w:w="90" w:type="dxa"/>
-            </w:tcMar>
-          </w:tcPr>
-          <w:p>
-            <w:pPr>
-              <w:spacing w:after="40" w:before="40" w:line="252" w:lineRule="auto"/>
-            </w:pPr>
-            <w:r>
-              <w:rPr>
-                <w:rFonts w:ascii="TH Sarabun New" w:hAnsi="TH Sarabun New" w:cs="TH Sarabun New" w:eastAsia="TH Sarabun New"/>
-              </w:rPr>
-            </w:r>
-            <w:r>
-              <w:rPr>
-                <w:rFonts w:ascii="TH Sarabun New" w:hAnsi="TH Sarabun New" w:cs="TH Sarabun New" w:eastAsia="TH Sarabun New"/>
-                <w:b w:val="0"/>
-                <w:i w:val="0"/>
-              </w:rPr>
-              <w:t>ทั้งคู่</w:t>
             </w:r>
           </w:p>
         </w:tc>
@@ -1937,7 +1823,7 @@
         </w:trPr>
         <w:tc>
           <w:tcPr>
-            <w:tcW w:type="dxa" w:w="2436"/>
+            <w:tcW w:type="dxa" w:w="3249"/>
             <w:tcMar>
               <w:top w:w="40" w:type="dxa"/>
               <w:bottom w:w="40" w:type="dxa"/>
@@ -1967,7 +1853,7 @@
         </w:tc>
         <w:tc>
           <w:tcPr>
-            <w:tcW w:type="dxa" w:w="2436"/>
+            <w:tcW w:type="dxa" w:w="3249"/>
             <w:tcMar>
               <w:top w:w="40" w:type="dxa"/>
               <w:bottom w:w="40" w:type="dxa"/>
@@ -1997,7 +1883,7 @@
         </w:tc>
         <w:tc>
           <w:tcPr>
-            <w:tcW w:type="dxa" w:w="2436"/>
+            <w:tcW w:type="dxa" w:w="3249"/>
             <w:tcMar>
               <w:top w:w="40" w:type="dxa"/>
               <w:bottom w:w="40" w:type="dxa"/>
@@ -2082,36 +1968,6 @@
                 <w:sz w:val="21"/>
               </w:rPr>
               <w:t>cp1_04</w:t>
-            </w:r>
-          </w:p>
-        </w:tc>
-        <w:tc>
-          <w:tcPr>
-            <w:tcW w:type="dxa" w:w="2436"/>
-            <w:tcMar>
-              <w:top w:w="40" w:type="dxa"/>
-              <w:bottom w:w="40" w:type="dxa"/>
-              <w:start w:w="90" w:type="dxa"/>
-              <w:end w:w="90" w:type="dxa"/>
-            </w:tcMar>
-            <w:shd w:val="clear" w:fill="F4F7FB"/>
-          </w:tcPr>
-          <w:p>
-            <w:pPr>
-              <w:spacing w:after="40" w:before="40" w:line="252" w:lineRule="auto"/>
-            </w:pPr>
-            <w:r>
-              <w:rPr>
-                <w:rFonts w:ascii="TH Sarabun New" w:hAnsi="TH Sarabun New" w:cs="TH Sarabun New" w:eastAsia="TH Sarabun New"/>
-              </w:rPr>
-            </w:r>
-            <w:r>
-              <w:rPr>
-                <w:rFonts w:ascii="TH Sarabun New" w:hAnsi="TH Sarabun New" w:cs="TH Sarabun New" w:eastAsia="TH Sarabun New"/>
-                <w:b w:val="0"/>
-                <w:i w:val="0"/>
-              </w:rPr>
-              <w:t>คนที่ 1</w:t>
             </w:r>
           </w:p>
         </w:tc>
@@ -2122,7 +1978,7 @@
         </w:trPr>
         <w:tc>
           <w:tcPr>
-            <w:tcW w:type="dxa" w:w="2436"/>
+            <w:tcW w:type="dxa" w:w="3249"/>
             <w:tcMar>
               <w:top w:w="40" w:type="dxa"/>
               <w:bottom w:w="40" w:type="dxa"/>
@@ -2151,7 +2007,7 @@
         </w:tc>
         <w:tc>
           <w:tcPr>
-            <w:tcW w:type="dxa" w:w="2436"/>
+            <w:tcW w:type="dxa" w:w="3249"/>
             <w:tcMar>
               <w:top w:w="40" w:type="dxa"/>
               <w:bottom w:w="40" w:type="dxa"/>
@@ -2180,7 +2036,7 @@
         </w:tc>
         <w:tc>
           <w:tcPr>
-            <w:tcW w:type="dxa" w:w="2436"/>
+            <w:tcW w:type="dxa" w:w="3249"/>
             <w:tcMar>
               <w:top w:w="40" w:type="dxa"/>
               <w:bottom w:w="40" w:type="dxa"/>
@@ -2289,35 +2145,6 @@
                 <w:i w:val="0"/>
               </w:rPr>
               <w:t xml:space="preserve"> ถ้ามีเวลา)</w:t>
-            </w:r>
-          </w:p>
-        </w:tc>
-        <w:tc>
-          <w:tcPr>
-            <w:tcW w:type="dxa" w:w="2436"/>
-            <w:tcMar>
-              <w:top w:w="40" w:type="dxa"/>
-              <w:bottom w:w="40" w:type="dxa"/>
-              <w:start w:w="90" w:type="dxa"/>
-              <w:end w:w="90" w:type="dxa"/>
-            </w:tcMar>
-          </w:tcPr>
-          <w:p>
-            <w:pPr>
-              <w:spacing w:after="40" w:before="40" w:line="252" w:lineRule="auto"/>
-            </w:pPr>
-            <w:r>
-              <w:rPr>
-                <w:rFonts w:ascii="TH Sarabun New" w:hAnsi="TH Sarabun New" w:cs="TH Sarabun New" w:eastAsia="TH Sarabun New"/>
-              </w:rPr>
-            </w:r>
-            <w:r>
-              <w:rPr>
-                <w:rFonts w:ascii="TH Sarabun New" w:hAnsi="TH Sarabun New" w:cs="TH Sarabun New" w:eastAsia="TH Sarabun New"/>
-                <w:b w:val="0"/>
-                <w:i w:val="0"/>
-              </w:rPr>
-              <w:t>คนที่ 2</w:t>
             </w:r>
           </w:p>
         </w:tc>
@@ -2328,7 +2155,7 @@
         </w:trPr>
         <w:tc>
           <w:tcPr>
-            <w:tcW w:type="dxa" w:w="2436"/>
+            <w:tcW w:type="dxa" w:w="3249"/>
             <w:tcMar>
               <w:top w:w="40" w:type="dxa"/>
               <w:bottom w:w="40" w:type="dxa"/>
@@ -2358,7 +2185,7 @@
         </w:tc>
         <w:tc>
           <w:tcPr>
-            <w:tcW w:type="dxa" w:w="2436"/>
+            <w:tcW w:type="dxa" w:w="3249"/>
             <w:tcMar>
               <w:top w:w="40" w:type="dxa"/>
               <w:bottom w:w="40" w:type="dxa"/>
@@ -2388,29 +2215,7 @@
         </w:tc>
         <w:tc>
           <w:tcPr>
-            <w:tcW w:type="dxa" w:w="2436"/>
-            <w:tcMar>
-              <w:top w:w="40" w:type="dxa"/>
-              <w:bottom w:w="40" w:type="dxa"/>
-              <w:start w:w="90" w:type="dxa"/>
-              <w:end w:w="90" w:type="dxa"/>
-            </w:tcMar>
-            <w:shd w:val="clear" w:fill="F4F7FB"/>
-          </w:tcPr>
-          <w:p>
-            <w:pPr>
-              <w:spacing w:after="40" w:before="40" w:line="252" w:lineRule="auto"/>
-            </w:pPr>
-            <w:r>
-              <w:rPr>
-                <w:rFonts w:ascii="TH Sarabun New" w:hAnsi="TH Sarabun New" w:cs="TH Sarabun New" w:eastAsia="TH Sarabun New"/>
-              </w:rPr>
-            </w:r>
-          </w:p>
-        </w:tc>
-        <w:tc>
-          <w:tcPr>
-            <w:tcW w:type="dxa" w:w="2436"/>
+            <w:tcW w:type="dxa" w:w="3249"/>
             <w:tcMar>
               <w:top w:w="40" w:type="dxa"/>
               <w:bottom w:w="40" w:type="dxa"/>
@@ -2437,7 +2242,7 @@
         </w:trPr>
         <w:tc>
           <w:tcPr>
-            <w:tcW w:type="dxa" w:w="2436"/>
+            <w:tcW w:type="dxa" w:w="3249"/>
             <w:tcMar>
               <w:top w:w="40" w:type="dxa"/>
               <w:bottom w:w="40" w:type="dxa"/>
@@ -2466,7 +2271,7 @@
         </w:tc>
         <w:tc>
           <w:tcPr>
-            <w:tcW w:type="dxa" w:w="2436"/>
+            <w:tcW w:type="dxa" w:w="3249"/>
             <w:tcMar>
               <w:top w:w="40" w:type="dxa"/>
               <w:bottom w:w="40" w:type="dxa"/>
@@ -2495,7 +2300,7 @@
         </w:tc>
         <w:tc>
           <w:tcPr>
-            <w:tcW w:type="dxa" w:w="2436"/>
+            <w:tcW w:type="dxa" w:w="3249"/>
             <w:tcMar>
               <w:top w:w="40" w:type="dxa"/>
               <w:bottom w:w="40" w:type="dxa"/>
@@ -2570,35 +2375,6 @@
                 <w:i w:val="0"/>
               </w:rPr>
               <w:t xml:space="preserve"> + สาธิต Modbus บนโน้ตบุ๊ก</w:t>
-            </w:r>
-          </w:p>
-        </w:tc>
-        <w:tc>
-          <w:tcPr>
-            <w:tcW w:type="dxa" w:w="2436"/>
-            <w:tcMar>
-              <w:top w:w="40" w:type="dxa"/>
-              <w:bottom w:w="40" w:type="dxa"/>
-              <w:start w:w="90" w:type="dxa"/>
-              <w:end w:w="90" w:type="dxa"/>
-            </w:tcMar>
-          </w:tcPr>
-          <w:p>
-            <w:pPr>
-              <w:spacing w:after="40" w:before="40" w:line="252" w:lineRule="auto"/>
-            </w:pPr>
-            <w:r>
-              <w:rPr>
-                <w:rFonts w:ascii="TH Sarabun New" w:hAnsi="TH Sarabun New" w:cs="TH Sarabun New" w:eastAsia="TH Sarabun New"/>
-              </w:rPr>
-            </w:r>
-            <w:r>
-              <w:rPr>
-                <w:rFonts w:ascii="TH Sarabun New" w:hAnsi="TH Sarabun New" w:cs="TH Sarabun New" w:eastAsia="TH Sarabun New"/>
-                <w:b w:val="0"/>
-                <w:i w:val="0"/>
-              </w:rPr>
-              <w:t>คนที่ 1</w:t>
             </w:r>
           </w:p>
         </w:tc>
@@ -2609,7 +2385,7 @@
         </w:trPr>
         <w:tc>
           <w:tcPr>
-            <w:tcW w:type="dxa" w:w="2436"/>
+            <w:tcW w:type="dxa" w:w="3249"/>
             <w:tcMar>
               <w:top w:w="40" w:type="dxa"/>
               <w:bottom w:w="40" w:type="dxa"/>
@@ -2639,7 +2415,7 @@
         </w:tc>
         <w:tc>
           <w:tcPr>
-            <w:tcW w:type="dxa" w:w="2436"/>
+            <w:tcW w:type="dxa" w:w="3249"/>
             <w:tcMar>
               <w:top w:w="40" w:type="dxa"/>
               <w:bottom w:w="40" w:type="dxa"/>
@@ -2669,7 +2445,7 @@
         </w:tc>
         <w:tc>
           <w:tcPr>
-            <w:tcW w:type="dxa" w:w="2436"/>
+            <w:tcW w:type="dxa" w:w="3249"/>
             <w:tcMar>
               <w:top w:w="40" w:type="dxa"/>
               <w:bottom w:w="40" w:type="dxa"/>
@@ -2754,36 +2530,6 @@
                 <w:sz w:val="21"/>
               </w:rPr>
               <w:t>cp4_05</w:t>
-            </w:r>
-          </w:p>
-        </w:tc>
-        <w:tc>
-          <w:tcPr>
-            <w:tcW w:type="dxa" w:w="2436"/>
-            <w:tcMar>
-              <w:top w:w="40" w:type="dxa"/>
-              <w:bottom w:w="40" w:type="dxa"/>
-              <w:start w:w="90" w:type="dxa"/>
-              <w:end w:w="90" w:type="dxa"/>
-            </w:tcMar>
-            <w:shd w:val="clear" w:fill="F4F7FB"/>
-          </w:tcPr>
-          <w:p>
-            <w:pPr>
-              <w:spacing w:after="40" w:before="40" w:line="252" w:lineRule="auto"/>
-            </w:pPr>
-            <w:r>
-              <w:rPr>
-                <w:rFonts w:ascii="TH Sarabun New" w:hAnsi="TH Sarabun New" w:cs="TH Sarabun New" w:eastAsia="TH Sarabun New"/>
-              </w:rPr>
-            </w:r>
-            <w:r>
-              <w:rPr>
-                <w:rFonts w:ascii="TH Sarabun New" w:hAnsi="TH Sarabun New" w:cs="TH Sarabun New" w:eastAsia="TH Sarabun New"/>
-                <w:b w:val="0"/>
-                <w:i w:val="0"/>
-              </w:rPr>
-              <w:t>คนที่ 2</w:t>
             </w:r>
           </w:p>
         </w:tc>
@@ -2794,7 +2540,7 @@
         </w:trPr>
         <w:tc>
           <w:tcPr>
-            <w:tcW w:type="dxa" w:w="2436"/>
+            <w:tcW w:type="dxa" w:w="3249"/>
             <w:tcMar>
               <w:top w:w="40" w:type="dxa"/>
               <w:bottom w:w="40" w:type="dxa"/>
@@ -2823,7 +2569,7 @@
         </w:tc>
         <w:tc>
           <w:tcPr>
-            <w:tcW w:type="dxa" w:w="2436"/>
+            <w:tcW w:type="dxa" w:w="3249"/>
             <w:tcMar>
               <w:top w:w="40" w:type="dxa"/>
               <w:bottom w:w="40" w:type="dxa"/>
@@ -2852,7 +2598,7 @@
         </w:tc>
         <w:tc>
           <w:tcPr>
-            <w:tcW w:type="dxa" w:w="2436"/>
+            <w:tcW w:type="dxa" w:w="3249"/>
             <w:tcMar>
               <w:top w:w="40" w:type="dxa"/>
               <w:bottom w:w="40" w:type="dxa"/>
@@ -2876,35 +2622,6 @@
                 <w:i w:val="0"/>
               </w:rPr>
               <w:t>—</w:t>
-            </w:r>
-          </w:p>
-        </w:tc>
-        <w:tc>
-          <w:tcPr>
-            <w:tcW w:type="dxa" w:w="2436"/>
-            <w:tcMar>
-              <w:top w:w="40" w:type="dxa"/>
-              <w:bottom w:w="40" w:type="dxa"/>
-              <w:start w:w="90" w:type="dxa"/>
-              <w:end w:w="90" w:type="dxa"/>
-            </w:tcMar>
-          </w:tcPr>
-          <w:p>
-            <w:pPr>
-              <w:spacing w:after="40" w:before="40" w:line="252" w:lineRule="auto"/>
-            </w:pPr>
-            <w:r>
-              <w:rPr>
-                <w:rFonts w:ascii="TH Sarabun New" w:hAnsi="TH Sarabun New" w:cs="TH Sarabun New" w:eastAsia="TH Sarabun New"/>
-              </w:rPr>
-            </w:r>
-            <w:r>
-              <w:rPr>
-                <w:rFonts w:ascii="TH Sarabun New" w:hAnsi="TH Sarabun New" w:cs="TH Sarabun New" w:eastAsia="TH Sarabun New"/>
-                <w:b w:val="0"/>
-                <w:i w:val="0"/>
-              </w:rPr>
-              <w:t>ทั้งคู่</w:t>
             </w:r>
           </w:p>
         </w:tc>
@@ -4694,7 +4411,7 @@
           <w:b/>
           <w:i w:val="0"/>
         </w:rPr>
-        <w:t>สลับคนขับกับผู้นำทาง</w:t>
+        <w:t>ถามเพื่อน 3 คนก่อนถามผู้สอน</w:t>
       </w:r>
       <w:r>
         <w:rPr>
@@ -4702,15 +4419,7 @@
           <w:b w:val="0"/>
           <w:i w:val="0"/>
         </w:rPr>
-        <w:t xml:space="preserve"> แล้วลองใหม่ · </w:t>
-      </w:r>
-      <w:r>
-        <w:rPr>
-          <w:rFonts w:ascii="TH Sarabun New" w:hAnsi="TH Sarabun New" w:cs="TH Sarabun New" w:eastAsia="TH Sarabun New"/>
-          <w:b/>
-          <w:i w:val="0"/>
-        </w:rPr>
-        <w:t>ถามเพื่อน 3 คนก่อนถามผู้สอน</w:t>
+        <w:t xml:space="preserve"> (ในทีมหรือทีมข้าง ๆ)</w:t>
       </w:r>
     </w:p>
     <w:p>
@@ -5906,7 +5615,7 @@
           <w:i w:val="0"/>
           <w:color w:val="2E5496"/>
         </w:rPr>
-        <w:t>4. ส่วนที่ 1 — วัด: ตัวเลขทุกตัวมีที่มา (0:10–0:45 · คนขับ = คนที่ 1)</w:t>
+        <w:t>4. ส่วนที่ 1 — วัด: ตัวเลขทุกตัวมีที่มา (0:10–0:45)</w:t>
       </w:r>
     </w:p>
     <w:p>
@@ -7727,7 +7436,7 @@
           <w:i w:val="0"/>
           <w:color w:val="2E5496"/>
         </w:rPr>
-        <w:t>5. ส่วนที่ 2 — ประมวลผล &amp; ตัดสิน: เลือกขั้นบันไดที่ต่ำที่สุดที่ได้ผล (0:45–1:30 · คนขับ = คนที่ 2)</w:t>
+        <w:t>5. ส่วนที่ 2 — ประมวลผล &amp; ตัดสิน: เลือกขั้นบันไดที่ต่ำที่สุดที่ได้ผล (0:45–1:30)</w:t>
       </w:r>
     </w:p>
     <w:p>
@@ -9432,7 +9141,7 @@
           <w:i w:val="0"/>
           <w:color w:val="2E5496"/>
         </w:rPr>
-        <w:t>6. ส่วนที่ 3 — ทำ: สั่งให้ชัด รายงานเท่าที่จำเป็น ปลอดภัยเมื่อพัง (1:40–2:15 · คนขับ = คนที่ 1)</w:t>
+        <w:t>6. ส่วนที่ 3 — ทำ: สั่งให้ชัด รายงานเท่าที่จำเป็น ปลอดภัยเมื่อพัง (1:40–2:15)</w:t>
       </w:r>
     </w:p>
     <w:p>
@@ -11849,7 +11558,7 @@
           <w:i w:val="0"/>
           <w:color w:val="2E5496"/>
         </w:rPr>
-        <w:t>7. ส่วนที่ 4 — โชว์: สร้างครั้งเดียว อัปเดตเฉพาะที่เปลี่ยน ฟังเหตุการณ์ทุกรอบ (2:15–2:50 · คนขับ = คนที่ 2)</w:t>
+        <w:t>7. ส่วนที่ 4 — โชว์: สร้างครั้งเดียว อัปเดตเฉพาะที่เปลี่ยน ฟังเหตุการณ์ทุกรอบ (2:15–2:50)</w:t>
       </w:r>
     </w:p>
     <w:p>
@@ -13979,7 +13688,17 @@
           <w:i w:val="0"/>
           <w:color w:val="2E5496"/>
         </w:rPr>
-        <w:t>9. Exit ticket (คนละ 1 ข้อ)</w:t>
+        <w:t>9. Exit ticket</w:t>
+      </w:r>
+    </w:p>
+    <w:p>
+      <w:r>
+        <w:rPr>
+          <w:rFonts w:ascii="TH Sarabun New" w:hAnsi="TH Sarabun New" w:cs="TH Sarabun New" w:eastAsia="TH Sarabun New"/>
+          <w:b w:val="0"/>
+          <w:i w:val="0"/>
+        </w:rPr>
+        <w:t>ทุกคนตอบ 1 ข้อ (เลือกข้อไหนก็ได้)</w:t>
       </w:r>
     </w:p>
     <w:p>
@@ -13993,7 +13712,7 @@
           <w:b/>
           <w:i w:val="0"/>
         </w:rPr>
-        <w:t>คนที่ 1:</w:t>
+        <w:t>ข้อ 1:</w:t>
       </w:r>
       <w:r>
         <w:rPr>
@@ -14015,7 +13734,7 @@
           <w:b/>
           <w:i w:val="0"/>
         </w:rPr>
-        <w:t>คนที่ 2:</w:t>
+        <w:t>ข้อ 2:</w:t>
       </w:r>
       <w:r>
         <w:rPr>

--- a/core/sf-core-th.docx
+++ b/core/sf-core-th.docx
@@ -9124,6 +9124,53 @@
     </w:p>
     <w:p>
       <w:pPr>
+        <w:pStyle w:val="ListBullet"/>
+        <w:spacing w:after="60"/>
+      </w:pPr>
+      <w:r>
+        <w:rPr>
+          <w:rFonts w:ascii="TH Sarabun New" w:hAnsi="TH Sarabun New" w:cs="TH Sarabun New" w:eastAsia="TH Sarabun New"/>
+          <w:b w:val="0"/>
+          <w:i w:val="0"/>
+        </w:rPr>
+        <w:t xml:space="preserve">[ ] </w:t>
+      </w:r>
+      <w:r>
+        <w:rPr>
+          <w:rFonts w:ascii="TH Sarabun New" w:hAnsi="TH Sarabun New" w:cs="TH Sarabun New" w:eastAsia="TH Sarabun New"/>
+          <w:b/>
+          <w:i w:val="0"/>
+        </w:rPr>
+        <w:t>ระดับ 4 สร้าง — โจทย์เพิ่ม (ไอเดีย):</w:t>
+      </w:r>
+      <w:r>
+        <w:rPr>
+          <w:rFonts w:ascii="TH Sarabun New" w:hAnsi="TH Sarabun New" w:cs="TH Sarabun New" w:eastAsia="TH Sarabun New"/>
+          <w:b w:val="0"/>
+          <w:i w:val="0"/>
+        </w:rPr>
+        <w:t xml:space="preserve"> โมเดลจริงอาจสลับคำตอบไปมา (วัดจริง: AnomalousVibration ขณะเขย่า) — ลองเปลี่ยน </w:t>
+      </w:r>
+      <w:r>
+        <w:rPr>
+          <w:rFonts w:ascii="Consolas" w:hAnsi="Consolas" w:cs="Consolas" w:eastAsia="Consolas"/>
+          <w:b w:val="0"/>
+          <w:i w:val="0"/>
+          <w:sz w:val="21"/>
+        </w:rPr>
+        <w:t>cp2_06</w:t>
+      </w:r>
+      <w:r>
+        <w:rPr>
+          <w:rFonts w:ascii="TH Sarabun New" w:hAnsi="TH Sarabun New" w:cs="TH Sarabun New" w:eastAsia="TH Sarabun New"/>
+          <w:b w:val="0"/>
+          <w:i w:val="0"/>
+        </w:rPr>
+        <w:t xml:space="preserve"> เป็น "อย่างน้อย 3 ใน 5 ครั้งล่าสุด" แล้วเทียบกัน</w:t>
+      </w:r>
+    </w:p>
+    <w:p>
+      <w:pPr>
         <w:pBdr>
           <w:bottom w:val="single" w:sz="6" w:space="1" w:color="9DB2D4"/>
         </w:pBdr>
@@ -22146,6 +22193,86 @@
                 <w:b w:val="0"/>
                 <w:i w:val="0"/>
               </w:rPr>
+              <w:t>ต่อ broker ไม่ได้ทันทีหลังหยุดโปรแกรม</w:t>
+            </w:r>
+          </w:p>
+        </w:tc>
+        <w:tc>
+          <w:tcPr>
+            <w:tcW w:type="dxa" w:w="4873"/>
+            <w:tcMar>
+              <w:top w:w="40" w:type="dxa"/>
+              <w:bottom w:w="40" w:type="dxa"/>
+              <w:start w:w="90" w:type="dxa"/>
+              <w:end w:w="90" w:type="dxa"/>
+            </w:tcMar>
+          </w:tcPr>
+          <w:p>
+            <w:pPr>
+              <w:spacing w:after="40" w:before="40" w:line="252" w:lineRule="auto"/>
+            </w:pPr>
+            <w:r>
+              <w:rPr>
+                <w:rFonts w:ascii="TH Sarabun New" w:hAnsi="TH Sarabun New" w:cs="TH Sarabun New" w:eastAsia="TH Sarabun New"/>
+              </w:rPr>
+            </w:r>
+            <w:r>
+              <w:rPr>
+                <w:rFonts w:ascii="TH Sarabun New" w:hAnsi="TH Sarabun New" w:cs="TH Sarabun New" w:eastAsia="TH Sarabun New"/>
+                <w:b w:val="0"/>
+                <w:i w:val="0"/>
+              </w:rPr>
+              <w:t xml:space="preserve">รอ ~1 นาที หรือกด </w:t>
+            </w:r>
+            <w:r>
+              <w:rPr>
+                <w:rFonts w:ascii="TH Sarabun New" w:hAnsi="TH Sarabun New" w:cs="TH Sarabun New" w:eastAsia="TH Sarabun New"/>
+                <w:b/>
+                <w:i w:val="0"/>
+              </w:rPr>
+              <w:t>RESET</w:t>
+            </w:r>
+            <w:r>
+              <w:rPr>
+                <w:rFonts w:ascii="TH Sarabun New" w:hAnsi="TH Sarabun New" w:cs="TH Sarabun New" w:eastAsia="TH Sarabun New"/>
+                <w:b w:val="0"/>
+                <w:i w:val="0"/>
+              </w:rPr>
+              <w:t xml:space="preserve"> แล้วรันใหม่</w:t>
+            </w:r>
+          </w:p>
+        </w:tc>
+      </w:tr>
+      <w:tr>
+        <w:trPr>
+          <w:cantSplit w:val="true"/>
+        </w:trPr>
+        <w:tc>
+          <w:tcPr>
+            <w:tcW w:type="dxa" w:w="4873"/>
+            <w:tcMar>
+              <w:top w:w="40" w:type="dxa"/>
+              <w:bottom w:w="40" w:type="dxa"/>
+              <w:start w:w="90" w:type="dxa"/>
+              <w:end w:w="90" w:type="dxa"/>
+            </w:tcMar>
+            <w:shd w:val="clear" w:fill="F4F7FB"/>
+          </w:tcPr>
+          <w:p>
+            <w:pPr>
+              <w:spacing w:after="40" w:before="40" w:line="252" w:lineRule="auto"/>
+            </w:pPr>
+            <w:r>
+              <w:rPr>
+                <w:rFonts w:ascii="TH Sarabun New" w:hAnsi="TH Sarabun New" w:cs="TH Sarabun New" w:eastAsia="TH Sarabun New"/>
+              </w:rPr>
+            </w:r>
+            <w:r>
+              <w:rPr>
+                <w:rFonts w:ascii="TH Sarabun New" w:hAnsi="TH Sarabun New" w:cs="TH Sarabun New" w:eastAsia="TH Sarabun New"/>
+                <w:b w:val="0"/>
+                <w:i w:val="0"/>
+              </w:rPr>
               <w:t>ข้อความเข้าไม่ครบ</w:t>
             </w:r>
           </w:p>
@@ -22159,6 +22286,7 @@
               <w:start w:w="90" w:type="dxa"/>
               <w:end w:w="90" w:type="dxa"/>
             </w:tcMar>
+            <w:shd w:val="clear" w:fill="F4F7FB"/>
           </w:tcPr>
           <w:p>
             <w:pPr>

--- a/core/sf-core-th.docx
+++ b/core/sf-core-th.docx
@@ -511,7 +511,7 @@
           <w:rFonts w:ascii="Consolas" w:hAnsi="Consolas"/>
           <w:sz w:val="17"/>
         </w:rPr>
-        <w:t>buttons.pressed(0)</w:t>
+        <w:t>buttons.pressed(1)</w:t>
       </w:r>
       <w:r>
         <w:rPr>
@@ -537,7 +537,7 @@
           <w:rFonts w:ascii="Consolas" w:hAnsi="Consolas"/>
           <w:sz w:val="17"/>
         </w:rPr>
-        <w:t>buttons.pressed(1)</w:t>
+        <w:t>buttons.pressed(0)</w:t>
       </w:r>
       <w:r>
         <w:rPr>
@@ -568,20 +568,20 @@
         <w:rPr>
           <w:sz w:val="18"/>
         </w:rPr>
-        <w:t xml:space="preserve">[ ] (ส่วนที่ 3) มือถือเปิด Hotspot ให้บอร์ดได้ และโน้ตบุ๊กมี Python 3 + </w:t>
+        <w:t xml:space="preserve">[ ] (ส่วนที่ 3) มือถือเปิด Hotspot ให้บอร์ดได้ และโน้ตบุ๊กมีเบราว์เซอร์ที่ต่อเน็ตได้ สำหรับเปิดหน้าเว็บ </w:t>
       </w:r>
       <w:r>
         <w:rPr>
           <w:rFonts w:ascii="Consolas" w:hAnsi="Consolas"/>
           <w:sz w:val="17"/>
         </w:rPr>
-        <w:t>pip install paho-mqtt</w:t>
+        <w:t>modbus_plc.html</w:t>
       </w:r>
       <w:r>
         <w:rPr>
           <w:sz w:val="18"/>
         </w:rPr>
-        <w:t xml:space="preserve"> (ใช้ตัวเดียวกับคาบ 2)</w:t>
+        <w:t xml:space="preserve"> (ไม่ต้องติดตั้งอะไรเพิ่ม)</w:t>
       </w:r>
     </w:p>
     <w:p>
@@ -1556,7 +1556,7 @@
               <w:rPr>
                 <w:sz w:val="16"/>
               </w:rPr>
-              <w:t xml:space="preserve"> + สาธิต Modbus บนโน้ตบุ๊ก</w:t>
+              <w:t xml:space="preserve"> + สาธิต Modbus ด้วยหน้าเว็บ</w:t>
             </w:r>
           </w:p>
         </w:tc>
@@ -6730,7 +6730,7 @@
           <w:b/>
           <w:sz w:val="18"/>
         </w:rPr>
-        <w:t>สาธิต Modbus บนโน้ตบุ๊ก (ผู้สอนทำ หรือกลุ่มที่มีโน้ตบุ๊กทำตาม):</w:t>
+        <w:t>สาธิต Modbus ด้วยหน้าเว็บ (ผู้สอนเปิดขึ้นจอ หรือกลุ่มที่มีโน้ตบุ๊กเปิดตาม ไม่ต้องติดตั้งอะไร):</w:t>
       </w:r>
     </w:p>
     <w:p>
@@ -6742,20 +6742,48 @@
         <w:rPr>
           <w:sz w:val="18"/>
         </w:rPr>
-        <w:t xml:space="preserve">เทอร์มินัลที่ 1: </w:t>
+        <w:t xml:space="preserve">เปิด </w:t>
+      </w:r>
+      <w:hyperlink r:id="rId38">
+        <w:r>
+          <w:rPr>
+            <w:color w:val="0563C1"/>
+            <w:u w:val="single"/>
+          </w:rPr>
+          <w:t>`core/app/modbus_plc.html`</w:t>
+        </w:r>
+      </w:hyperlink>
+      <w:r>
+        <w:rPr>
+          <w:sz w:val="18"/>
+        </w:rPr>
+        <w:t xml:space="preserve"> ใส่ </w:t>
       </w:r>
       <w:r>
         <w:rPr>
           <w:rFonts w:ascii="Consolas" w:hAnsi="Consolas"/>
           <w:sz w:val="17"/>
         </w:rPr>
-        <w:t>python core/app/modbus_plc_sim.py</w:t>
+        <w:t>TEAM</w:t>
       </w:r>
       <w:r>
         <w:rPr>
           <w:sz w:val="18"/>
         </w:rPr>
-        <w:t xml:space="preserve"> — PLC จำลอง พูด Modbus TCP ที่พอร์ต 5020</w:t>
+        <w:t xml:space="preserve"> ให้ตรงกับบอร์ด แล้วกด </w:t>
+      </w:r>
+      <w:r>
+        <w:rPr>
+          <w:b/>
+          <w:sz w:val="18"/>
+        </w:rPr>
+        <w:t>เริ่ม</w:t>
+      </w:r>
+      <w:r>
+        <w:rPr>
+          <w:sz w:val="18"/>
+        </w:rPr>
+        <w:t xml:space="preserve"> — หน้าเดียวเล่นเป็นทั้งเกตเวย์และ PLC จำลอง</w:t>
       </w:r>
     </w:p>
     <w:p>
@@ -6767,7 +6795,20 @@
         <w:rPr>
           <w:sz w:val="18"/>
         </w:rPr>
-        <w:t xml:space="preserve">เทอร์มินัลที่ 2: แก้ </w:t>
+        <w:t xml:space="preserve">บอร์ดรัน </w:t>
+      </w:r>
+      <w:r>
+        <w:rPr>
+          <w:rFonts w:ascii="Consolas" w:hAnsi="Consolas"/>
+          <w:sz w:val="17"/>
+        </w:rPr>
+        <w:t>cp3_06_modbus_frame.py</w:t>
+      </w:r>
+      <w:r>
+        <w:rPr>
+          <w:sz w:val="18"/>
+        </w:rPr>
+        <w:t xml:space="preserve"> (ตั้ง Wi-Fi + </w:t>
       </w:r>
       <w:r>
         <w:rPr>
@@ -6780,29 +6821,7 @@
         <w:rPr>
           <w:sz w:val="18"/>
         </w:rPr>
-        <w:t xml:space="preserve"> ใน </w:t>
-      </w:r>
-      <w:hyperlink r:id="rId24">
-        <w:r>
-          <w:rPr>
-            <w:color w:val="0563C1"/>
-            <w:u w:val="single"/>
-          </w:rPr>
-          <w:t>`core/app/modbus_bridge.py`</w:t>
-        </w:r>
-      </w:hyperlink>
-      <w:r>
-        <w:rPr>
-          <w:sz w:val="18"/>
-        </w:rPr>
-        <w:t xml:space="preserve"> ให้ตรงกับบอร์ด แล้ว </w:t>
-      </w:r>
-      <w:r>
-        <w:rPr>
-          <w:rFonts w:ascii="Consolas" w:hAnsi="Consolas"/>
-          <w:sz w:val="17"/>
-        </w:rPr>
-        <w:t>python core/app/modbus_bridge.py</w:t>
+        <w:t xml:space="preserve"> เดียวกัน) · กด SW5 อ่านค่า แล้วกด SW6 สั่งปั๊ม</w:t>
       </w:r>
     </w:p>
     <w:p>
@@ -6814,7 +6833,7 @@
         <w:rPr>
           <w:sz w:val="18"/>
         </w:rPr>
-        <w:t>กด SW6 บนบอร์ด → ดูไบต์ 12 ตัวเดียวกับบนจอบอร์ด ออกจากโน้ตบุ๊กไปที่ PLC และคำตอบวิ่งกลับมาที่บอร์ด</w:t>
+        <w:t>ดูไบต์ 12 ตัวเดียวกับบนจอบอร์ด ขึ้นในช่อง "กรอบทีละไบต์" ของหน้าเว็บ พร้อมตาราง register ของ PLC และคำตอบวิ่งกลับมาที่บอร์ด</w:t>
       </w:r>
     </w:p>
     <w:p>
@@ -6827,7 +6846,7 @@
           <w:i/>
           <w:sz w:val="18"/>
         </w:rPr>
-        <w:t>▌ บอร์ดรุ่นนี้ ยังส่ง Modbus TCP เองไม่ได้ (เฟิร์มแวร์ไม่มีโมดูล Modbus และไม่มี socket) บอร์ดจึงส่ง "ความตั้งใจ" ผ่าน MQTT แล้วให้เกตเวย์บนโน้ตบุ๊กพูด Modbus TCP แทน — เป็นวิธีที่นิยมใช้พา PLC รุ่นเก่าเข้าระบบ IoT</w:t>
+        <w:t>▌ บอร์ดรุ่นนี้ ยังส่ง Modbus TCP เองไม่ได้ (เฟิร์มแวร์ไม่มีโมดูล Modbus และไม่มี socket) บอร์ดจึงส่ง "ความตั้งใจ" ผ่าน MQTT แล้วให้เกตเวย์พูด Modbus TCP แทน — เป็นวิธีที่นิยมใช้พา PLC รุ่นเก่าเข้าระบบ IoT · ในห้องใช้หน้าเว็บเป็นเกตเวย์ + PLC จำลอง เพราะเบราว์เซอร์เปิด TCP ไปหา PLC ตัวจริงไม่ได้ (ต่อ PLC จริงต้องใช้เกตเวย์ฝั่งผู้สอน)</w:t>
       </w:r>
     </w:p>
     <w:p>
@@ -6888,14 +6907,14 @@
         <w:rPr>
           <w:sz w:val="18"/>
         </w:rPr>
-        <w:t xml:space="preserve"> สั่ง → รอคำยืนยัน → ส่งซ้ำ → ถอยไปทางปลอดภัย (ใช้คู่กับ </w:t>
+        <w:t xml:space="preserve"> สั่ง → รอคำยืนยัน → ส่งซ้ำ → ถอยไปทางปลอดภัย (ใช้คู่กับ PLC Simulator ใน </w:t>
       </w:r>
       <w:r>
         <w:rPr>
           <w:rFonts w:ascii="Consolas" w:hAnsi="Consolas"/>
           <w:sz w:val="18"/>
         </w:rPr>
-        <w:t>s2/app/field_sim.py</w:t>
+        <w:t>s2/app/farm_web.html</w:t>
       </w:r>
       <w:r>
         <w:rPr>
@@ -8945,7 +8964,7 @@
         <w:rPr>
           <w:sz w:val="18"/>
         </w:rPr>
-        <w:t xml:space="preserve"> (ลูกบิด VR1–VR4 ปุ่มสองปุ่ม จอไฟ RGB — แผงนี้ยังเขียนชื่อปุ่มว่า SW4/SW5 ซึ่งคือ SW5 ปุ่มล่าง / SW6 ปุ่มบน ของบอร์ดจริงตามลำดับ) กับแผงเซนเซอร์</w:t>
+        <w:t xml:space="preserve"> (ลูกบิด VR1–VR4 ปุ่มสองปุ่ม จอไฟ RGB — แผงนี้เขียนชื่อปุ่มว่า SW5 (ซ้าย) และ SW6 (ขวา) ตรงกับบอร์ดจริง: SW5 ปุ่มล่าง · SW6 ปุ่มบน) กับแผงเซนเซอร์</w:t>
       </w:r>
     </w:p>
     <w:p>
@@ -11465,7 +11484,7 @@
               <w:rPr>
                 <w:sz w:val="16"/>
               </w:rPr>
-              <w:t xml:space="preserve"> 0 = SW5 (ปุ่มล่าง) · 1 = SW6 (ปุ่มบน) · กรองสั่น 50 ms ตอนที่เราเรียก</w:t>
+              <w:t xml:space="preserve"> 0 = SW6 (ปุ่มบน) · 1 = SW5 (ปุ่มล่าง) · กรองสั่น 50 ms ตอนที่เราเรียก</w:t>
             </w:r>
           </w:p>
         </w:tc>
@@ -11935,7 +11954,7 @@
           <w:rFonts w:ascii="Consolas" w:hAnsi="Consolas"/>
           <w:sz w:val="15"/>
         </w:rPr>
-        <w:t xml:space="preserve">        down = buttons.pressed(0)</w:t>
+        <w:t xml:space="preserve">        down = buttons.pressed(1)              # SW5 (ปุ่มล่าง)</w:t>
         <w:br/>
       </w:r>
       <w:r>
@@ -14195,15 +14214,15 @@
         <w:rPr>
           <w:sz w:val="18"/>
         </w:rPr>
-        <w:t xml:space="preserve"> Modbus และ socket (ใช้เกตเวย์บนโน้ตบุ๊ก </w:t>
-      </w:r>
-      <w:hyperlink r:id="rId24">
+        <w:t xml:space="preserve"> Modbus และ socket (ใช้เกตเวย์แทน · ในห้องคือหน้าเว็บ </w:t>
+      </w:r>
+      <w:hyperlink r:id="rId38">
         <w:r>
           <w:rPr>
             <w:color w:val="0563C1"/>
             <w:u w:val="single"/>
           </w:rPr>
-          <w:t>`core/app/modbus_bridge.py`</w:t>
+          <w:t>`core/app/modbus_plc.html`</w:t>
         </w:r>
       </w:hyperlink>
       <w:r>
@@ -15695,7 +15714,7 @@
                 <w:rFonts w:ascii="Consolas" w:hAnsi="Consolas"/>
                 <w:sz w:val="15"/>
               </w:rPr>
-              <w:t>pressed(0)</w:t>
+              <w:t>pressed(1)</w:t>
             </w:r>
             <w:r>
               <w:rPr>
@@ -15708,13 +15727,13 @@
                 <w:rFonts w:ascii="Consolas" w:hAnsi="Consolas"/>
                 <w:sz w:val="15"/>
               </w:rPr>
-              <w:t>pressed(1)</w:t>
-            </w:r>
-            <w:r>
-              <w:rPr>
-                <w:sz w:val="16"/>
-              </w:rPr>
-              <w:t xml:space="preserve"> · ใช้ </w:t>
+              <w:t>pressed(0)</w:t>
+            </w:r>
+            <w:r>
+              <w:rPr>
+                <w:sz w:val="16"/>
+              </w:rPr>
+              <w:t xml:space="preserve"> · ชื่อบนจอใช้ </w:t>
             </w:r>
             <w:r>
               <w:rPr>
@@ -15727,7 +15746,46 @@
               <w:rPr>
                 <w:sz w:val="16"/>
               </w:rPr>
-              <w:t xml:space="preserve"> ไม่ใช้ </w:t>
+              <w:t xml:space="preserve"> ซึ่งเรียงตามชื่อ ไม่ใช่เลขของ </w:t>
+            </w:r>
+            <w:r>
+              <w:rPr>
+                <w:rFonts w:ascii="Consolas" w:hAnsi="Consolas"/>
+                <w:sz w:val="15"/>
+              </w:rPr>
+              <w:t>pressed</w:t>
+            </w:r>
+            <w:r>
+              <w:rPr>
+                <w:sz w:val="16"/>
+              </w:rPr>
+              <w:t xml:space="preserve"> (ชื่อที่ </w:t>
+            </w:r>
+            <w:r>
+              <w:rPr>
+                <w:rFonts w:ascii="Consolas" w:hAnsi="Consolas"/>
+                <w:sz w:val="15"/>
+              </w:rPr>
+              <w:t>i</w:t>
+            </w:r>
+            <w:r>
+              <w:rPr>
+                <w:sz w:val="16"/>
+              </w:rPr>
+              <w:t xml:space="preserve"> อ่านจาก </w:t>
+            </w:r>
+            <w:r>
+              <w:rPr>
+                <w:rFonts w:ascii="Consolas" w:hAnsi="Consolas"/>
+                <w:sz w:val="15"/>
+              </w:rPr>
+              <w:t>pressed(1 - i)</w:t>
+            </w:r>
+            <w:r>
+              <w:rPr>
+                <w:sz w:val="16"/>
+              </w:rPr>
+              <w:t xml:space="preserve">) · ไม่ใช้ </w:t>
             </w:r>
             <w:r>
               <w:rPr>
@@ -16563,7 +16621,7 @@
         <w:spacing w:before="100" w:after="80"/>
       </w:pPr>
       <w:r>
-        <w:t>สาธิต Modbus บนโน้ตบุ๊ก</w:t>
+        <w:t>สาธิต Modbus ด้วยหน้าเว็บ</w:t>
       </w:r>
     </w:p>
     <w:p>
@@ -16571,28 +16629,13 @@
         <w:pStyle w:val="ListBullet"/>
         <w:spacing w:after="40"/>
       </w:pPr>
-      <w:hyperlink r:id="rId35">
+      <w:hyperlink r:id="rId38">
         <w:r>
           <w:rPr>
             <w:color w:val="0563C1"/>
             <w:u w:val="single"/>
           </w:rPr>
-          <w:t>`core/app/modbus_plc_sim.py`</w:t>
-        </w:r>
-      </w:hyperlink>
-    </w:p>
-    <w:p>
-      <w:pPr>
-        <w:pStyle w:val="ListBullet"/>
-        <w:spacing w:after="40"/>
-      </w:pPr>
-      <w:hyperlink r:id="rId24">
-        <w:r>
-          <w:rPr>
-            <w:color w:val="0563C1"/>
-            <w:u w:val="single"/>
-          </w:rPr>
-          <w:t>`core/app/modbus_bridge.py`</w:t>
+          <w:t>`core/app/modbus_plc.html`</w:t>
         </w:r>
       </w:hyperlink>
     </w:p>
